--- a/public/Templates/affidavit/marathi/varsan afidevit.docx
+++ b/public/Templates/affidavit/marathi/varsan afidevit.docx
@@ -521,17 +521,7 @@
           <w:cs/>
           <w:lang w:bidi="hi-IN"/>
         </w:rPr>
-        <w:t>नागपूर -४४००१३</w:t>
-      </w:r>
-      <w:r>
-        <w:rPr>
-          <w:rFonts w:cs="Mangal"/>
-          <w:sz w:val="26"/>
-          <w:szCs w:val="26"/>
-          <w:cs/>
-          <w:lang w:bidi="hi-IN"/>
-        </w:rPr>
-        <w:t xml:space="preserve"> </w:t>
+        <w:t xml:space="preserve">नागपूर -४४००१३ </w:t>
       </w:r>
     </w:p>
     <w:p>
@@ -652,29 +642,7 @@
           <w:cs/>
           <w:lang w:bidi="hi-IN"/>
         </w:rPr>
-        <w:t xml:space="preserve">माझे वडील श्री अंबिकाप्रसाद जगतनारायण दुबे यांच्या नावाने मौजा: </w:t>
-      </w:r>
-      <w:proofErr w:type="gramStart"/>
-      <w:r>
-        <w:rPr>
-          <w:rFonts w:cs="Mangal"/>
-          <w:sz w:val="26"/>
-          <w:szCs w:val="26"/>
-          <w:cs/>
-          <w:lang w:bidi="hi-IN"/>
-        </w:rPr>
-        <w:t>हजारीपहाड  प.ह.</w:t>
-      </w:r>
-      <w:proofErr w:type="gramEnd"/>
-      <w:r>
-        <w:rPr>
-          <w:rFonts w:cs="Mangal"/>
-          <w:sz w:val="26"/>
-          <w:szCs w:val="26"/>
-          <w:cs/>
-          <w:lang w:bidi="hi-IN"/>
-        </w:rPr>
-        <w:t xml:space="preserve"> न. ७ शेत नं.  ७८/१ ७८/२ प्लॉट नं. १२ तह. नागपूर  जिल्हा नागपूर येथे अविभक्त हिश्यातील वडिलोपार्जित शेतजमीन आहे ज्याची एकूण क्षेत्रफळ १६७५ चौ. फूट आहे.</w:t>
+        <w:t>माझे वडील श्री अंबिकाप्रसाद जगतनारायण दुबे यांच्या नावाने मौजा: हजारीपहाड  प.ह. न. ७ शेत नं.  ७८/१ ७८/२ प्लॉट नं. १२ तह. नागपूर  जिल्हा नागपूर येथे अविभक्त हिश्यातील वडिलोपार्जित शेतजमीन आहे ज्याची एकूण क्षेत्रफळ १६७५ चौ. फूट आहे.</w:t>
       </w:r>
     </w:p>
     <w:p>
@@ -723,17 +691,7 @@
           <w:cs/>
           <w:lang w:bidi="hi-IN"/>
         </w:rPr>
-        <w:t>१३/०५/२०२५</w:t>
-      </w:r>
-      <w:r>
-        <w:rPr>
-          <w:rFonts w:cs="Mangal"/>
-          <w:sz w:val="26"/>
-          <w:szCs w:val="26"/>
-          <w:cs/>
-          <w:lang w:bidi="hi-IN"/>
-        </w:rPr>
-        <w:t xml:space="preserve"> </w:t>
+        <w:t xml:space="preserve">१३/०५/२०२५ </w:t>
       </w:r>
       <w:r>
         <w:rPr>
@@ -1332,7 +1290,6 @@
         </w:rPr>
         <w:t xml:space="preserve"> </w:t>
       </w:r>
-      <w:proofErr w:type="gramStart"/>
       <w:r>
         <w:rPr>
           <w:sz w:val="26"/>
@@ -1348,18 +1305,7 @@
           <w:cs/>
           <w:lang w:bidi="hi-IN"/>
         </w:rPr>
-        <w:t>श्री</w:t>
-      </w:r>
-      <w:proofErr w:type="gramEnd"/>
-      <w:r>
-        <w:rPr>
-          <w:rFonts w:cs="Mangal"/>
-          <w:sz w:val="26"/>
-          <w:szCs w:val="26"/>
-          <w:cs/>
-          <w:lang w:bidi="hi-IN"/>
-        </w:rPr>
-        <w:t xml:space="preserve"> </w:t>
+        <w:t xml:space="preserve">श्री </w:t>
       </w:r>
       <w:r>
         <w:rPr>
